--- a/Petty Cash App - Database Schema.docx
+++ b/Petty Cash App - Database Schema.docx
@@ -5233,28 +5233,33 @@
             <w:vAlign w:val="top"/>
           </w:tcPr>
           <w:p>
-            <w:pPr>
-              <w:pBdr>
-                <w:top w:space="0" w:sz="0" w:val="nil"/>
-                <w:left w:space="0" w:sz="0" w:val="nil"/>
-                <w:bottom w:space="0" w:sz="0" w:val="nil"/>
-                <w:right w:space="0" w:sz="0" w:val="nil"/>
-                <w:between w:space="0" w:sz="0" w:val="nil"/>
-              </w:pBdr>
-              <w:shd w:fill="auto" w:val="clear"/>
-              <w:spacing w:after="180" w:before="180" w:line="275.9999942779541" w:lineRule="auto"/>
-              <w:rPr>
-                <w:rFonts w:ascii="Arial" w:cs="Arial" w:eastAsia="Arial" w:hAnsi="Arial"/>
-                <w:shd w:fill="auto" w:val="clear"/>
-              </w:rPr>
-            </w:pPr>
-            <w:r>
-              <w:rPr>
-                <w:rFonts w:ascii="Arial" w:cs="Arial" w:eastAsia="Arial" w:hAnsi="Arial"/>
-                <w:shd w:fill="auto" w:val="clear"/>
-                <w:rtl w:val="0"/>
-              </w:rPr>
-              <w:t xml:space="preserve">Currency (Calculated)</w:t>
+            <w:commentRangeStart w:id="0"/>
+            <w:pPr>
+              <w:pBdr>
+                <w:top w:space="0" w:sz="0" w:val="nil"/>
+                <w:left w:space="0" w:sz="0" w:val="nil"/>
+                <w:bottom w:space="0" w:sz="0" w:val="nil"/>
+                <w:right w:space="0" w:sz="0" w:val="nil"/>
+                <w:between w:space="0" w:sz="0" w:val="nil"/>
+              </w:pBdr>
+              <w:shd w:fill="auto" w:val="clear"/>
+              <w:spacing w:after="180" w:before="180" w:line="275.9999942779541" w:lineRule="auto"/>
+              <w:rPr>
+                <w:rFonts w:ascii="Arial" w:cs="Arial" w:eastAsia="Arial" w:hAnsi="Arial"/>
+                <w:shd w:fill="auto" w:val="clear"/>
+              </w:rPr>
+            </w:pPr>
+            <w:r>
+              <w:rPr>
+                <w:rFonts w:ascii="Arial" w:cs="Arial" w:eastAsia="Arial" w:hAnsi="Arial"/>
+                <w:shd w:fill="auto" w:val="clear"/>
+                <w:rtl w:val="0"/>
+              </w:rPr>
+              <w:t>Currency (Simple)</w:t>
+            </w:r>
+            <w:commentRangeEnd w:id="0"/>
+            <w:r>
+              <w:commentReference w:id="0"/>
             </w:r>
           </w:p>
         </w:tc>
@@ -5298,6 +5303,104 @@
                 <w:rtl w:val="0"/>
               </w:rPr>
               <w:t xml:space="preserve">Quantity multiplied by Unit Price.</w:t>
+            </w:r>
+          </w:p>
+        </w:tc>
+      </w:tr>
+      <w:tr>
+        <w:trPr>
+          <w:cantSplit w:val="0"/>
+          <w:tblHeader w:val="0"/>
+        </w:trPr>
+        <w:tc>
+          <w:tcPr>
+            <w:tcBorders>
+              <w:top w:color="d1d5db" w:space="0" w:sz="6" w:val="single"/>
+              <w:left w:color="d1d5db" w:space="0" w:sz="6" w:val="single"/>
+              <w:bottom w:color="d1d5db" w:space="0" w:sz="6" w:val="single"/>
+              <w:right w:color="d1d5db" w:space="0" w:sz="6" w:val="single"/>
+            </w:tcBorders>
+            <w:shd w:fill="fafafa" w:val="clear"/>
+            <w:tcMar>
+              <w:top w:w="180.0" w:type="dxa"/>
+              <w:left w:w="180.0" w:type="dxa"/>
+              <w:bottom w:w="180.0" w:type="dxa"/>
+              <w:right w:w="180.0" w:type="dxa"/>
+            </w:tcMar>
+            <w:vAlign w:val="top"/>
+          </w:tcPr>
+          <w:p>
+            <w:r>
+              <w:t>Other Category</w:t>
+            </w:r>
+          </w:p>
+        </w:tc>
+        <w:tc>
+          <w:tcPr>
+            <w:tcBorders>
+              <w:top w:color="d1d5db" w:space="0" w:sz="6" w:val="single"/>
+              <w:left w:color="d1d5db" w:space="0" w:sz="6" w:val="single"/>
+              <w:bottom w:color="d1d5db" w:space="0" w:sz="6" w:val="single"/>
+              <w:right w:color="d1d5db" w:space="0" w:sz="6" w:val="single"/>
+            </w:tcBorders>
+            <w:shd w:fill="fafafa" w:val="clear"/>
+            <w:tcMar>
+              <w:top w:w="180.0" w:type="dxa"/>
+              <w:left w:w="180.0" w:type="dxa"/>
+              <w:bottom w:w="180.0" w:type="dxa"/>
+              <w:right w:w="180.0" w:type="dxa"/>
+            </w:tcMar>
+            <w:vAlign w:val="top"/>
+          </w:tcPr>
+          <w:p>
+            <w:r>
+              <w:t>hr_othercategory</w:t>
+            </w:r>
+          </w:p>
+        </w:tc>
+        <w:tc>
+          <w:tcPr>
+            <w:tcBorders>
+              <w:top w:color="d1d5db" w:space="0" w:sz="6" w:val="single"/>
+              <w:left w:color="d1d5db" w:space="0" w:sz="6" w:val="single"/>
+              <w:bottom w:color="d1d5db" w:space="0" w:sz="6" w:val="single"/>
+              <w:right w:color="d1d5db" w:space="0" w:sz="6" w:val="single"/>
+            </w:tcBorders>
+            <w:shd w:fill="fafafa" w:val="clear"/>
+            <w:tcMar>
+              <w:top w:w="180.0" w:type="dxa"/>
+              <w:left w:w="180.0" w:type="dxa"/>
+              <w:bottom w:w="180.0" w:type="dxa"/>
+              <w:right w:w="180.0" w:type="dxa"/>
+            </w:tcMar>
+            <w:vAlign w:val="top"/>
+          </w:tcPr>
+          <w:p>
+            <w:r>
+              <w:t>Single Line of Text</w:t>
+            </w:r>
+          </w:p>
+        </w:tc>
+        <w:tc>
+          <w:tcPr>
+            <w:tcBorders>
+              <w:top w:color="d1d5db" w:space="0" w:sz="6" w:val="single"/>
+              <w:left w:color="d1d5db" w:space="0" w:sz="6" w:val="single"/>
+              <w:bottom w:color="d1d5db" w:space="0" w:sz="6" w:val="single"/>
+              <w:right w:color="d1d5db" w:space="0" w:sz="6" w:val="single"/>
+            </w:tcBorders>
+            <w:shd w:fill="fafafa" w:val="clear"/>
+            <w:tcMar>
+              <w:top w:w="180.0" w:type="dxa"/>
+              <w:left w:w="180.0" w:type="dxa"/>
+              <w:bottom w:w="180.0" w:type="dxa"/>
+              <w:right w:w="180.0" w:type="dxa"/>
+            </w:tcMar>
+            <w:vAlign w:val="top"/>
+          </w:tcPr>
+          <w:p>
+            <w:r>
+              <w:t>Details when Category is Others. Stored on each Line Item, not the Request header.</w:t>
             </w:r>
           </w:p>
         </w:tc>
@@ -6733,6 +6836,49 @@
         </w:rPr>
       </w:r>
     </w:p>
+    <w:p>
+      <w:pPr>
+        <w:pStyle w:val="Heading1"/>
+      </w:pPr>
+      <w:r>
+        <w:t>Confirmed balance rules and proposed schema addition</w:t>
+      </w:r>
+    </w:p>
+    <w:p>
+      <w:r>
+        <w:t>The existing Cash Transaction table is the balance ledger. Its logical name is hr_cashtransaction and its entity set is hr_cashtransactions. No additional balance table is required.</w:t>
+      </w:r>
+    </w:p>
+    <w:p>
+      <w:r>
+        <w:t>Transaction types: Advance Given 123140000 adds to balance; Expense Approved 123140001 subtracts; Cash Returned 123140002 subtracts. Amounts are positive. Reimbursement uses Advance Given. Everyone starts at zero.</w:t>
+      </w:r>
+    </w:p>
+    <w:p>
+      <w:r>
+        <w:t>Positive balance means company cash held by the employee. Negative means the company owes the employee. Both approved Own Pocket and Company Cash requests subtract once. Pending and rejected requests do not affect balance.</w:t>
+      </w:r>
+    </w:p>
+    <w:p>
+      <w:r>
+        <w:t>Contact hr_currentbalance is a server-maintained summary; Cash Transactions remain the source of truth. The new website pages sum the employee ledger and do not directly overwrite the summary.</w:t>
+      </w:r>
+    </w:p>
+    <w:p>
+      <w:r>
+        <w:t>Proposed, not yet created: hr_postingkey (schema hr_PostingKey), Text, maximum 100 characters, with an active unique alternate key. Accounts operations use a UUID; approved expenses use expense-&lt;request-guid&gt;. The existing autonumber reference does not prevent duplicate expense postings.</w:t>
+      </w:r>
+    </w:p>
+    <w:p>
+      <w:r>
+        <w:t>Receipt upload is mandatory in the client. hr_receiptimage stores one file per row; multiple attachments require related attachment records and are not implemented by this version.</w:t>
+      </w:r>
+    </w:p>
+    <w:p>
+      <w:r>
+        <w:t>Cash Returned means physical cash returned by the employee, not arbitrary manual balance correction. Approved financial history must not be silently edited or deleted.</w:t>
+      </w:r>
+    </w:p>
     <w:sectPr>
       <w:pgSz w:h="15840" w:w="12240" w:orient="portrait"/>
       <w:pgMar w:bottom="1440" w:top="1440" w:left="1440" w:right="1440" w:header="0" w:footer="720"/>
@@ -6740,6 +6886,18 @@
     </w:sectPr>
   </w:body>
 </w:document>
+</file>
+
+<file path=word/comments.xml><?xml version="1.0" encoding="utf-8"?>
+<w:comments xmlns:w="http://schemas.openxmlformats.org/wordprocessingml/2006/main">
+  <w:comment w:id="0" w:author="Project documentation" w:date="2026-10-12T07:28:39Z">
+    <w:p>
+      <w:r>
+        <w:t>Corrected from Calculated: the live Total Price column was confirmed Simple. The client writes and verifies Quantity multiplied by Unit Price.</w:t>
+      </w:r>
+    </w:p>
+  </w:comment>
+</w:comments>
 </file>
 
 <file path=word/numbering.xml><?xml version="1.0" encoding="utf-8"?>
